--- a/Word/Module 1/DOCX/Exercices/06_Exercice_Courrier.docx
+++ b/Word/Module 1/DOCX/Exercices/06_Exercice_Courrier.docx
@@ -15,7 +15,7 @@
         <w:rPr>
           <w:i/>
         </w:rPr>
-        <w:t>Consigne : ce texte a ete saisi au kilometre. Mettez-le en forme comme un courrier : references et adresse en haut, formule d'appel, corps aere, formule de politesse, signature. Reglez l'alignement, les retraits et les espacements, puis previsualisez avant impression.</w:t>
+        <w:t>Consigne : ce texte a été saisi au kilomètre. Mettez-le en forme comme un courrier : références et adresse en haut, formule d'appel, corps aéré, formule de politesse, signature. Réglez l'alignement, les retraits et les espacements, puis prévisualisez avant impression.</w:t>
       </w:r>
     </w:p>
     <w:p>
@@ -30,7 +30,7 @@
     </w:p>
     <w:p>
       <w:r>
-        <w:t>4000 Liege</w:t>
+        <w:t>4000 Liège</w:t>
       </w:r>
     </w:p>
     <w:p>
@@ -40,22 +40,22 @@
     </w:p>
     <w:p>
       <w:r>
-        <w:t>Nous avons le plaisir de vous confirmer votre inscription a la formation Word - Module 1 Debutant. La session se deroulera dans nos locaux et debutera a 9h00. Merci de vous presenter quelques minutes a l'avance.</w:t>
+        <w:t>Nous avons le plaisir de vous confirmer votre inscription à la formation Word - Module 1 Débutant. La session se déroulera dans nos locaux et débutera à 9h00. Merci de vous présenter quelques minutes à l'avance.</w:t>
       </w:r>
     </w:p>
     <w:p>
       <w:r>
-        <w:t>Un ordinateur equipe de Microsoft Word sera mis a votre disposition. Vous pouvez egalement apporter vos propres documents afin de les retravailler pendant les ateliers.</w:t>
+        <w:t>Un ordinateur équipé de Microsoft Word sera mis à votre disposition. Vous pouvez également apporter vos propres documents afin de les retravailler pendant les ateliers.</w:t>
       </w:r>
     </w:p>
     <w:p>
       <w:r>
-        <w:t>Pour toute question relative a l'organisation, n'hesitez pas a contacter le service formation.</w:t>
+        <w:t>Pour toute question relative à l'organisation, n'hésitez pas à contacter le service formation.</w:t>
       </w:r>
     </w:p>
     <w:p>
       <w:r>
-        <w:t>Nous vous prions d'agreer, Madame, Monsieur, nos salutations distinguees.</w:t>
+        <w:t>Nous vous prions d'agréer, Madame, Monsieur, nos salutations distinguées.</w:t>
       </w:r>
     </w:p>
     <w:p>
